--- a/docs/GradLogic-Feature-Overview.docx
+++ b/docs/GradLogic-Feature-Overview.docx
@@ -10,6 +10,9 @@
     <w:p>
       <w:pPr>
         <w:jc w:val="center"/>
+        <w:rPr>
+          <w:sz w:val="60"/>
+        </w:rPr>
       </w:pPr>
       <w:r>
         <w:rPr>
@@ -17,7 +20,7 @@
           <w:bCs/>
           <w:color w:val="4F46E5"/>
           <w:spacing w:val="40"/>
-          <w:sz w:val="30"/>
+          <w:sz w:val="60"/>
           <w:szCs w:val="30"/>
         </w:rPr>
         <w:t>GRADLOGIC</w:t>
@@ -27,31 +30,37 @@
       <w:pPr>
         <w:spacing w:before="220" w:after="80"/>
         <w:jc w:val="center"/>
+        <w:rPr>
+          <w:sz w:val="32"/>
+        </w:rPr>
+      </w:pPr>
+      <w:r>
+        <w:rPr>
+          <w:b/>
+          <w:bCs/>
+          <w:caps/>
+          <w:color w:val="4F46E5"/>
+          <w:spacing w:val="20"/>
+          <w:sz w:val="32"/>
+        </w:rPr>
+        <w:t>AI-Powered Talent Development Platform</w:t>
+      </w:r>
+    </w:p>
+    <w:p>
+      <w:pPr>
+        <w:spacing w:before="140" w:after="100"/>
+        <w:jc w:val="center"/>
+        <w:rPr>
+          <w:color w:val="4F46E5"/>
+          <w:sz w:val="26"/>
+        </w:rPr>
       </w:pPr>
       <w:r>
         <w:rPr>
           <w:b/>
           <w:bCs/>
           <w:color w:val="4F46E5"/>
-          <w:sz w:val="20"/>
-          <w:szCs w:val="20"/>
-          <w:caps/>
-          <w:spacing w:val="20"/>
-        </w:rPr>
-        <w:t>AI-Powered Talent Development Platform</w:t>
-      </w:r>
-    </w:p>
-    <w:p>
-      <w:pPr>
-        <w:spacing w:before="140" w:after="100"/>
-        <w:jc w:val="center"/>
-      </w:pPr>
-      <w:r>
-        <w:rPr>
-          <w:b/>
-          <w:bCs/>
-          <w:color w:val="1E293B"/>
-          <w:sz w:val="38"/>
+          <w:sz w:val="26"/>
           <w:szCs w:val="38"/>
         </w:rPr>
         <w:t>Learn. Practice. Get Assessed. Become Placement Ready.</w:t>
@@ -96,20 +105,42 @@
           <w:sz w:val="30"/>
           <w:szCs w:val="30"/>
         </w:rPr>
-        <w:t>What Is GradLogic</w:t>
-      </w:r>
+        <w:t xml:space="preserve">What Is </w:t>
+      </w:r>
+      <w:proofErr w:type="spellStart"/>
+      <w:r>
+        <w:rPr>
+          <w:b/>
+          <w:bCs/>
+          <w:color w:val="1E293B"/>
+          <w:sz w:val="30"/>
+          <w:szCs w:val="30"/>
+        </w:rPr>
+        <w:t>GradLogic</w:t>
+      </w:r>
+      <w:proofErr w:type="spellEnd"/>
     </w:p>
     <w:p>
       <w:pPr>
         <w:spacing w:after="140" w:line="300" w:lineRule="auto"/>
       </w:pPr>
-      <w:r>
-        <w:rPr>
-          <w:color w:val="1E293B"/>
-          <w:sz w:val="21"/>
-          <w:szCs w:val="21"/>
-        </w:rPr>
-        <w:t>GradLogic is an end-to-end, AI-powered talent development platform. It takes a student from “has a degree” to “is interview-ready and connected to hiring companies” — aptitude and reasoning practice, AI-generated assessments, proctored exams, voice-based mock interviews, soft-skills training, and a direct pipeline into placement drives — all in one system the college administers and the student uses daily.</w:t>
+      <w:proofErr w:type="spellStart"/>
+      <w:r>
+        <w:rPr>
+          <w:color w:val="1E293B"/>
+          <w:sz w:val="21"/>
+          <w:szCs w:val="21"/>
+        </w:rPr>
+        <w:t>GradLogic</w:t>
+      </w:r>
+      <w:proofErr w:type="spellEnd"/>
+      <w:r>
+        <w:rPr>
+          <w:color w:val="1E293B"/>
+          <w:sz w:val="21"/>
+          <w:szCs w:val="21"/>
+        </w:rPr>
+        <w:t xml:space="preserve"> is an end-to-end, AI-powered talent development platform. It takes a student from “has a degree” to “is interview-ready and connected to hiring companies” — aptitude and reasoning practice, AI-generated assessments, proctored exams, voice-based mock interviews, soft-skills training, and a direct pipeline into placement drives — all in one system the college administers and the student uses daily.</w:t>
       </w:r>
     </w:p>
     <w:p>
@@ -197,7 +228,23 @@
           <w:sz w:val="21"/>
           <w:szCs w:val="21"/>
         </w:rPr>
-        <w:t>Sending students home with a Google Form for a “online test” means the TPO has no idea who actually took it, or with whose help.</w:t>
+        <w:t>Sending students home with a Google Form for a</w:t>
+      </w:r>
+      <w:r>
+        <w:rPr>
+          <w:color w:val="1E293B"/>
+          <w:sz w:val="21"/>
+          <w:szCs w:val="21"/>
+        </w:rPr>
+        <w:t>n</w:t>
+      </w:r>
+      <w:r>
+        <w:rPr>
+          <w:color w:val="1E293B"/>
+          <w:sz w:val="21"/>
+          <w:szCs w:val="21"/>
+        </w:rPr>
+        <w:t xml:space="preserve"> “online test” means the TPO has no idea who actually took it, or with whose help.</w:t>
       </w:r>
     </w:p>
     <w:p>
@@ -272,50 +319,48 @@
           <w:sz w:val="30"/>
           <w:szCs w:val="30"/>
         </w:rPr>
-        <w:t>What Makes GradLogic Different</w:t>
-      </w:r>
-    </w:p>
-    <w:p>
-      <w:pPr>
-        <w:spacing w:before="220" w:after="60"/>
-      </w:pPr>
+        <w:t xml:space="preserve">What Makes </w:t>
+      </w:r>
+      <w:proofErr w:type="spellStart"/>
       <w:r>
         <w:rPr>
           <w:b/>
           <w:bCs/>
+          <w:color w:val="1E293B"/>
+          <w:sz w:val="30"/>
+          <w:szCs w:val="30"/>
+        </w:rPr>
+        <w:t>GradLogic</w:t>
+      </w:r>
+      <w:proofErr w:type="spellEnd"/>
+      <w:r>
+        <w:rPr>
+          <w:b/>
+          <w:bCs/>
+          <w:color w:val="1E293B"/>
+          <w:sz w:val="30"/>
+          <w:szCs w:val="30"/>
+        </w:rPr>
+        <w:t xml:space="preserve"> Different</w:t>
+      </w:r>
+    </w:p>
+    <w:p>
+      <w:pPr>
+        <w:pStyle w:val="Heading2"/>
+        <w:spacing w:before="200" w:after="80"/>
+        <w:rPr>
+          <w:b/>
           <w:color w:val="4F46E5"/>
           <w:sz w:val="23"/>
-          <w:szCs w:val="23"/>
-        </w:rPr>
-        <w:t>AI-generated question banks, not static pools</w:t>
-      </w:r>
-    </w:p>
-    <w:p>
-      <w:pPr>
-        <w:spacing w:after="140" w:line="300" w:lineRule="auto"/>
-      </w:pPr>
-      <w:r>
-        <w:rPr>
-          <w:color w:val="1E293B"/>
-          <w:sz w:val="21"/>
-          <w:szCs w:val="21"/>
-        </w:rPr>
-        <w:t>An in-house RAG engine (ChromaDB + LLM) ingests reference material and generates fresh aptitude, reasoning, and domain questions on demand, reviewed by staff before publishing — instead of recycling the same 500 questions every cohort has already memorized.</w:t>
-      </w:r>
-    </w:p>
-    <w:p>
-      <w:pPr>
-        <w:spacing w:before="220" w:after="60"/>
-      </w:pPr>
-      <w:r>
-        <w:rPr>
-          <w:b/>
-          <w:bCs/>
+        </w:rPr>
+      </w:pPr>
+      <w:r>
+        <w:rPr>
+          <w:b/>
           <w:color w:val="4F46E5"/>
           <w:sz w:val="23"/>
-          <w:szCs w:val="23"/>
-        </w:rPr>
-        <w:t>Proctoring that actually catches cheating</w:t>
+        </w:rPr>
+        <w:t>AI-generated question banks, not static pools</w:t>
       </w:r>
     </w:p>
     <w:p>
@@ -328,50 +373,44 @@
           <w:sz w:val="21"/>
           <w:szCs w:val="21"/>
         </w:rPr>
-        <w:t>Live exams monitor for face-not-detected, multiple faces, face mismatch, tab switching, browser minimizing, copy-paste, right-click, screen sharing, devtools, external displays, and network anomalies — each weighted into a per-student risk score the college can review, not a simple pass/fail flag.</w:t>
-      </w:r>
-    </w:p>
-    <w:p>
-      <w:pPr>
-        <w:spacing w:before="220" w:after="60"/>
-      </w:pPr>
-      <w:r>
-        <w:rPr>
-          <w:b/>
-          <w:bCs/>
+        <w:t>An in-house RAG engine (</w:t>
+      </w:r>
+      <w:proofErr w:type="spellStart"/>
+      <w:r>
+        <w:rPr>
+          <w:color w:val="1E293B"/>
+          <w:sz w:val="21"/>
+          <w:szCs w:val="21"/>
+        </w:rPr>
+        <w:t>ChromaDB</w:t>
+      </w:r>
+      <w:proofErr w:type="spellEnd"/>
+      <w:r>
+        <w:rPr>
+          <w:color w:val="1E293B"/>
+          <w:sz w:val="21"/>
+          <w:szCs w:val="21"/>
+        </w:rPr>
+        <w:t xml:space="preserve"> + LLM) ingests reference material and generates fresh aptitude, reasoning, and domain questions on demand, reviewed by staff before publishing — instead of recycling the same 500 questions every cohort has already memorized.</w:t>
+      </w:r>
+    </w:p>
+    <w:p>
+      <w:pPr>
+        <w:pStyle w:val="Heading2"/>
+        <w:spacing w:before="200" w:after="80"/>
+        <w:rPr>
+          <w:b/>
           <w:color w:val="4F46E5"/>
           <w:sz w:val="23"/>
-          <w:szCs w:val="23"/>
-        </w:rPr>
-        <w:t>Voice AI mock interviews, not just MCQs</w:t>
-      </w:r>
-    </w:p>
-    <w:p>
-      <w:pPr>
-        <w:spacing w:after="140" w:line="300" w:lineRule="auto"/>
-      </w:pPr>
-      <w:r>
-        <w:rPr>
-          <w:color w:val="1E293B"/>
-          <w:sz w:val="21"/>
-          <w:szCs w:val="21"/>
-        </w:rPr>
-        <w:t>Students practice real spoken interviews with an AI interviewer and get structured feedback — the missing link between “scored well on the aptitude test” and “can perform in front of a recruiter.”</w:t>
-      </w:r>
-    </w:p>
-    <w:p>
-      <w:pPr>
-        <w:spacing w:before="220" w:after="60"/>
-      </w:pPr>
-      <w:r>
-        <w:rPr>
-          <w:b/>
-          <w:bCs/>
+        </w:rPr>
+      </w:pPr>
+      <w:r>
+        <w:rPr>
+          <w:b/>
           <w:color w:val="4F46E5"/>
           <w:sz w:val="23"/>
-          <w:szCs w:val="23"/>
-        </w:rPr>
-        <w:t>Placement is built in, not bolted on</w:t>
+        </w:rPr>
+        <w:t>Proctoring that actually catches cheating</w:t>
       </w:r>
     </w:p>
     <w:p>
@@ -384,48 +423,138 @@
           <w:sz w:val="21"/>
           <w:szCs w:val="21"/>
         </w:rPr>
-        <w:t>Drives, campaigns, and a dedicated company/recruiter portal live in the same system as the practice and testing tools — a student's readiness score and assessment history travel with them straight into the shortlisting pipeline.</w:t>
-      </w:r>
-    </w:p>
-    <w:p>
-      <w:pPr>
-        <w:spacing w:before="220" w:after="60"/>
-      </w:pPr>
-      <w:r>
-        <w:rPr>
-          <w:b/>
-          <w:bCs/>
+        <w:t xml:space="preserve">Live exams monitor for face-not-detected, multiple faces, face mismatch, tab switching, browser minimizing, copy-paste, right-click, screen sharing, </w:t>
+      </w:r>
+      <w:proofErr w:type="spellStart"/>
+      <w:r>
+        <w:rPr>
+          <w:color w:val="1E293B"/>
+          <w:sz w:val="21"/>
+          <w:szCs w:val="21"/>
+        </w:rPr>
+        <w:t>devtools</w:t>
+      </w:r>
+      <w:proofErr w:type="spellEnd"/>
+      <w:r>
+        <w:rPr>
+          <w:color w:val="1E293B"/>
+          <w:sz w:val="21"/>
+          <w:szCs w:val="21"/>
+        </w:rPr>
+        <w:t>, external displays, and network anomalies — each weighted into a per-student risk score the college can review, not a simple pass/fail flag.</w:t>
+      </w:r>
+    </w:p>
+    <w:p>
+      <w:pPr>
+        <w:pStyle w:val="Heading2"/>
+        <w:spacing w:before="200" w:after="80"/>
+        <w:rPr>
+          <w:b/>
           <w:color w:val="4F46E5"/>
           <w:sz w:val="23"/>
-          <w:szCs w:val="23"/>
-        </w:rPr>
-        <w:t>Adaptive, gamified daily practice</w:t>
-      </w:r>
-    </w:p>
-    <w:p>
-      <w:pPr>
-        <w:spacing w:after="140" w:line="300" w:lineRule="auto"/>
-      </w:pPr>
-      <w:r>
-        <w:rPr>
-          <w:color w:val="1E293B"/>
-          <w:sz w:val="21"/>
-          <w:szCs w:val="21"/>
-        </w:rPr>
-        <w:t>Personalized daily targets, streak tracking, and a readiness score keep students engaged between exams instead of cramming once a semester.</w:t>
-      </w:r>
-    </w:p>
-    <w:p>
-      <w:pPr>
-        <w:spacing w:before="220" w:after="60"/>
-      </w:pPr>
-      <w:r>
-        <w:rPr>
-          <w:b/>
-          <w:bCs/>
+        </w:rPr>
+      </w:pPr>
+      <w:r>
+        <w:rPr>
+          <w:b/>
           <w:color w:val="4F46E5"/>
           <w:sz w:val="23"/>
-          <w:szCs w:val="23"/>
+        </w:rPr>
+        <w:t>Voice AI mock interviews, not just MCQs</w:t>
+      </w:r>
+    </w:p>
+    <w:p>
+      <w:pPr>
+        <w:spacing w:after="140" w:line="300" w:lineRule="auto"/>
+      </w:pPr>
+      <w:r>
+        <w:rPr>
+          <w:color w:val="1E293B"/>
+          <w:sz w:val="21"/>
+          <w:szCs w:val="21"/>
+        </w:rPr>
+        <w:t>Students practice real spoken interviews with an AI interviewer and get structured feedback — the missing link between “scored well on the aptitude test” and “can perform in front of a recruiter.”</w:t>
+      </w:r>
+    </w:p>
+    <w:p>
+      <w:pPr>
+        <w:pStyle w:val="Heading2"/>
+        <w:spacing w:before="200" w:after="80"/>
+        <w:rPr>
+          <w:b/>
+          <w:color w:val="4F46E5"/>
+          <w:sz w:val="23"/>
+        </w:rPr>
+      </w:pPr>
+      <w:r>
+        <w:rPr>
+          <w:b/>
+          <w:color w:val="4F46E5"/>
+          <w:sz w:val="23"/>
+        </w:rPr>
+        <w:t>Placement is built in, not bolted on</w:t>
+      </w:r>
+    </w:p>
+    <w:p>
+      <w:pPr>
+        <w:spacing w:after="140" w:line="300" w:lineRule="auto"/>
+      </w:pPr>
+      <w:r>
+        <w:rPr>
+          <w:color w:val="1E293B"/>
+          <w:sz w:val="21"/>
+          <w:szCs w:val="21"/>
+        </w:rPr>
+        <w:t>Drives, campaigns, and a dedicated company/recruiter portal live in the same system as the practice and testing tools — a student's readiness score and assessment history travel with them straight into the shortlisting pipeline.</w:t>
+      </w:r>
+    </w:p>
+    <w:p>
+      <w:pPr>
+        <w:pStyle w:val="Heading2"/>
+        <w:spacing w:before="200" w:after="80"/>
+        <w:rPr>
+          <w:b/>
+          <w:color w:val="4F46E5"/>
+          <w:sz w:val="23"/>
+        </w:rPr>
+      </w:pPr>
+      <w:r>
+        <w:rPr>
+          <w:b/>
+          <w:color w:val="4F46E5"/>
+          <w:sz w:val="23"/>
+        </w:rPr>
+        <w:t>Adaptive, gamified daily practice</w:t>
+      </w:r>
+    </w:p>
+    <w:p>
+      <w:pPr>
+        <w:spacing w:after="140" w:line="300" w:lineRule="auto"/>
+      </w:pPr>
+      <w:r>
+        <w:rPr>
+          <w:color w:val="1E293B"/>
+          <w:sz w:val="21"/>
+          <w:szCs w:val="21"/>
+        </w:rPr>
+        <w:t>Personalized daily targets, streak tracking, and a readiness score keep students engaged between exams instead of cramming once a semester.</w:t>
+      </w:r>
+    </w:p>
+    <w:p>
+      <w:pPr>
+        <w:pStyle w:val="Heading2"/>
+        <w:spacing w:before="200" w:after="80"/>
+        <w:rPr>
+          <w:b/>
+          <w:color w:val="4F46E5"/>
+          <w:sz w:val="23"/>
+        </w:rPr>
+      </w:pPr>
+      <w:r>
+        <w:rPr>
+          <w:b/>
+          <w:color w:val="4F46E5"/>
+          <w:sz w:val="23"/>
         </w:rPr>
         <w:lastRenderedPageBreak/>
         <w:t>One flat price, everything included</w:t>
@@ -512,7 +641,25 @@
           <w:sz w:val="21"/>
           <w:szCs w:val="21"/>
         </w:rPr>
-        <w:t>Build and schedule assessment campaigns with configurable proctoring rules (fullscreen lock, tab-switch limits, copy-paste blocking).</w:t>
+        <w:t>Build and schedule assessment campaigns with configurable proctoring rules (</w:t>
+      </w:r>
+      <w:proofErr w:type="spellStart"/>
+      <w:r>
+        <w:rPr>
+          <w:color w:val="1E293B"/>
+          <w:sz w:val="21"/>
+          <w:szCs w:val="21"/>
+        </w:rPr>
+        <w:t>fullscreen</w:t>
+      </w:r>
+      <w:proofErr w:type="spellEnd"/>
+      <w:r>
+        <w:rPr>
+          <w:color w:val="1E293B"/>
+          <w:sz w:val="21"/>
+          <w:szCs w:val="21"/>
+        </w:rPr>
+        <w:t xml:space="preserve"> lock, tab-switch limits, copy-paste blocking).</w:t>
       </w:r>
     </w:p>
     <w:p>
@@ -548,7 +695,25 @@
           <w:sz w:val="21"/>
           <w:szCs w:val="21"/>
         </w:rPr>
-        <w:t>Track placement drives and communicate with students in-app.</w:t>
+        <w:t xml:space="preserve">Track placement drives and </w:t>
+      </w:r>
+      <w:proofErr w:type="gramStart"/>
+      <w:r>
+        <w:rPr>
+          <w:color w:val="1E293B"/>
+          <w:sz w:val="21"/>
+          <w:szCs w:val="21"/>
+        </w:rPr>
+        <w:t>communicate</w:t>
+      </w:r>
+      <w:proofErr w:type="gramEnd"/>
+      <w:r>
+        <w:rPr>
+          <w:color w:val="1E293B"/>
+          <w:sz w:val="21"/>
+          <w:szCs w:val="21"/>
+        </w:rPr>
+        <w:t xml:space="preserve"> with students in-app.</w:t>
       </w:r>
     </w:p>
     <w:p>
@@ -813,6 +978,12 @@
       </w:r>
     </w:p>
     <w:sectPr>
+      <w:headerReference w:type="even" r:id="rId7"/>
+      <w:headerReference w:type="default" r:id="rId8"/>
+      <w:footerReference w:type="even" r:id="rId9"/>
+      <w:footerReference w:type="default" r:id="rId10"/>
+      <w:headerReference w:type="first" r:id="rId11"/>
+      <w:footerReference w:type="first" r:id="rId12"/>
       <w:pgSz w:w="12240" w:h="15840"/>
       <w:pgMar w:top="900" w:right="1000" w:bottom="900" w:left="1000" w:header="708" w:footer="708" w:gutter="0"/>
       <w:cols w:space="720"/>
@@ -820,6 +991,104 @@
     </w:sectPr>
   </w:body>
 </w:document>
+</file>
+
+<file path=word/endnotes.xml><?xml version="1.0" encoding="utf-8"?>
+<w:endnotes xmlns:wpc="http://schemas.microsoft.com/office/word/2010/wordprocessingCanvas" xmlns:cx="http://schemas.microsoft.com/office/drawing/2014/chartex" xmlns:cx1="http://schemas.microsoft.com/office/drawing/2015/9/8/chartex" xmlns:cx2="http://schemas.microsoft.com/office/drawing/2015/10/21/chartex" xmlns:cx3="http://schemas.microsoft.com/office/drawing/2016/5/9/chartex" xmlns:cx4="http://schemas.microsoft.com/office/drawing/2016/5/10/chartex" xmlns:cx5="http://schemas.microsoft.com/office/drawing/2016/5/11/chartex" xmlns:cx6="http://schemas.microsoft.com/office/drawing/2016/5/12/chartex" xmlns:cx7="http://schemas.microsoft.com/office/drawing/2016/5/13/chartex" xmlns:cx8="http://schemas.microsoft.com/office/drawing/2016/5/14/chartex" xmlns:mc="http://schemas.openxmlformats.org/markup-compatibility/2006" xmlns:aink="http://schemas.microsoft.com/office/drawing/2016/ink" xmlns:am3d="http://schemas.microsoft.com/office/drawing/2017/model3d" xmlns:o="urn:schemas-microsoft-com:office:office" xmlns:oel="http://schemas.microsoft.com/office/2019/extlst" xmlns:r="http://schemas.openxmlformats.org/officeDocument/2006/relationships" xmlns:m="http://schemas.openxmlformats.org/officeDocument/2006/math" xmlns:v="urn:schemas-microsoft-com:vml" xmlns:wp14="http://schemas.microsoft.com/office/word/2010/wordprocessingDrawing" xmlns:wp="http://schemas.openxmlformats.org/drawingml/2006/wordprocessingDrawing" xmlns:w10="urn:schemas-microsoft-com:office:word" xmlns:w="http://schemas.openxmlformats.org/wordprocessingml/2006/main" xmlns:w14="http://schemas.microsoft.com/office/word/2010/wordml" xmlns:w15="http://schemas.microsoft.com/office/word/2012/wordml" xmlns:w16cex="http://schemas.microsoft.com/office/word/2018/wordml/cex" xmlns:w16cid="http://schemas.microsoft.com/office/word/2016/wordml/cid" xmlns:w16="http://schemas.microsoft.com/office/word/2018/wordml" xmlns:w16du="http://schemas.microsoft.com/office/word/2023/wordml/word16du" xmlns:w16sdtdh="http://schemas.microsoft.com/office/word/2020/wordml/sdtdatahash" xmlns:w16sdtfl="http://schemas.microsoft.com/office/word/2024/wordml/sdtformatlock" xmlns:w16se="http://schemas.microsoft.com/office/word/2015/wordml/symex" xmlns:wpg="http://schemas.microsoft.com/office/word/2010/wordprocessingGroup" xmlns:wpi="http://schemas.microsoft.com/office/word/2010/wordprocessingInk" xmlns:wne="http://schemas.microsoft.com/office/word/2006/wordml" xmlns:wps="http://schemas.microsoft.com/office/word/2010/wordprocessingShape" mc:Ignorable="w14 w15 w16se w16cid w16 w16cex w16sdtdh w16sdtfl w16du wp14">
+  <w:endnote w:type="separator" w:id="-1">
+    <w:p>
+      <w:r>
+        <w:separator/>
+      </w:r>
+    </w:p>
+  </w:endnote>
+  <w:endnote w:type="continuationSeparator" w:id="0">
+    <w:p>
+      <w:r>
+        <w:continuationSeparator/>
+      </w:r>
+    </w:p>
+  </w:endnote>
+</w:endnotes>
+</file>
+
+<file path=word/footer1.xml><?xml version="1.0" encoding="utf-8"?>
+<w:ftr xmlns:wpc="http://schemas.microsoft.com/office/word/2010/wordprocessingCanvas" xmlns:cx="http://schemas.microsoft.com/office/drawing/2014/chartex" xmlns:cx1="http://schemas.microsoft.com/office/drawing/2015/9/8/chartex" xmlns:cx2="http://schemas.microsoft.com/office/drawing/2015/10/21/chartex" xmlns:cx3="http://schemas.microsoft.com/office/drawing/2016/5/9/chartex" xmlns:cx4="http://schemas.microsoft.com/office/drawing/2016/5/10/chartex" xmlns:cx5="http://schemas.microsoft.com/office/drawing/2016/5/11/chartex" xmlns:cx6="http://schemas.microsoft.com/office/drawing/2016/5/12/chartex" xmlns:cx7="http://schemas.microsoft.com/office/drawing/2016/5/13/chartex" xmlns:cx8="http://schemas.microsoft.com/office/drawing/2016/5/14/chartex" xmlns:mc="http://schemas.openxmlformats.org/markup-compatibility/2006" xmlns:aink="http://schemas.microsoft.com/office/drawing/2016/ink" xmlns:am3d="http://schemas.microsoft.com/office/drawing/2017/model3d" xmlns:o="urn:schemas-microsoft-com:office:office" xmlns:oel="http://schemas.microsoft.com/office/2019/extlst" xmlns:r="http://schemas.openxmlformats.org/officeDocument/2006/relationships" xmlns:m="http://schemas.openxmlformats.org/officeDocument/2006/math" xmlns:v="urn:schemas-microsoft-com:vml" xmlns:wp14="http://schemas.microsoft.com/office/word/2010/wordprocessingDrawing" xmlns:wp="http://schemas.openxmlformats.org/drawingml/2006/wordprocessingDrawing" xmlns:w10="urn:schemas-microsoft-com:office:word" xmlns:w="http://schemas.openxmlformats.org/wordprocessingml/2006/main" xmlns:w14="http://schemas.microsoft.com/office/word/2010/wordml" xmlns:w15="http://schemas.microsoft.com/office/word/2012/wordml" xmlns:w16cex="http://schemas.microsoft.com/office/word/2018/wordml/cex" xmlns:w16cid="http://schemas.microsoft.com/office/word/2016/wordml/cid" xmlns:w16="http://schemas.microsoft.com/office/word/2018/wordml" xmlns:w16du="http://schemas.microsoft.com/office/word/2023/wordml/word16du" xmlns:w16sdtdh="http://schemas.microsoft.com/office/word/2020/wordml/sdtdatahash" xmlns:w16sdtfl="http://schemas.microsoft.com/office/word/2024/wordml/sdtformatlock" xmlns:w16se="http://schemas.microsoft.com/office/word/2015/wordml/symex" xmlns:wpg="http://schemas.microsoft.com/office/word/2010/wordprocessingGroup" xmlns:wpi="http://schemas.microsoft.com/office/word/2010/wordprocessingInk" xmlns:wne="http://schemas.microsoft.com/office/word/2006/wordml" xmlns:wps="http://schemas.microsoft.com/office/word/2010/wordprocessingShape" mc:Ignorable="w14 w15 w16se w16cid w16 w16cex w16sdtdh w16sdtfl w16du wp14">
+  <w:p>
+    <w:pPr>
+      <w:pStyle w:val="Footer"/>
+    </w:pPr>
+  </w:p>
+</w:ftr>
+</file>
+
+<file path=word/footer2.xml><?xml version="1.0" encoding="utf-8"?>
+<w:ftr xmlns:wpc="http://schemas.microsoft.com/office/word/2010/wordprocessingCanvas" xmlns:cx="http://schemas.microsoft.com/office/drawing/2014/chartex" xmlns:cx1="http://schemas.microsoft.com/office/drawing/2015/9/8/chartex" xmlns:cx2="http://schemas.microsoft.com/office/drawing/2015/10/21/chartex" xmlns:cx3="http://schemas.microsoft.com/office/drawing/2016/5/9/chartex" xmlns:cx4="http://schemas.microsoft.com/office/drawing/2016/5/10/chartex" xmlns:cx5="http://schemas.microsoft.com/office/drawing/2016/5/11/chartex" xmlns:cx6="http://schemas.microsoft.com/office/drawing/2016/5/12/chartex" xmlns:cx7="http://schemas.microsoft.com/office/drawing/2016/5/13/chartex" xmlns:cx8="http://schemas.microsoft.com/office/drawing/2016/5/14/chartex" xmlns:mc="http://schemas.openxmlformats.org/markup-compatibility/2006" xmlns:aink="http://schemas.microsoft.com/office/drawing/2016/ink" xmlns:am3d="http://schemas.microsoft.com/office/drawing/2017/model3d" xmlns:o="urn:schemas-microsoft-com:office:office" xmlns:oel="http://schemas.microsoft.com/office/2019/extlst" xmlns:r="http://schemas.openxmlformats.org/officeDocument/2006/relationships" xmlns:m="http://schemas.openxmlformats.org/officeDocument/2006/math" xmlns:v="urn:schemas-microsoft-com:vml" xmlns:wp14="http://schemas.microsoft.com/office/word/2010/wordprocessingDrawing" xmlns:wp="http://schemas.openxmlformats.org/drawingml/2006/wordprocessingDrawing" xmlns:w10="urn:schemas-microsoft-com:office:word" xmlns:w="http://schemas.openxmlformats.org/wordprocessingml/2006/main" xmlns:w14="http://schemas.microsoft.com/office/word/2010/wordml" xmlns:w15="http://schemas.microsoft.com/office/word/2012/wordml" xmlns:w16cex="http://schemas.microsoft.com/office/word/2018/wordml/cex" xmlns:w16cid="http://schemas.microsoft.com/office/word/2016/wordml/cid" xmlns:w16="http://schemas.microsoft.com/office/word/2018/wordml" xmlns:w16du="http://schemas.microsoft.com/office/word/2023/wordml/word16du" xmlns:w16sdtdh="http://schemas.microsoft.com/office/word/2020/wordml/sdtdatahash" xmlns:w16sdtfl="http://schemas.microsoft.com/office/word/2024/wordml/sdtformatlock" xmlns:w16se="http://schemas.microsoft.com/office/word/2015/wordml/symex" xmlns:wpg="http://schemas.microsoft.com/office/word/2010/wordprocessingGroup" xmlns:wpi="http://schemas.microsoft.com/office/word/2010/wordprocessingInk" xmlns:wne="http://schemas.microsoft.com/office/word/2006/wordml" xmlns:wps="http://schemas.microsoft.com/office/word/2010/wordprocessingShape" mc:Ignorable="w14 w15 w16se w16cid w16 w16cex w16sdtdh w16sdtfl w16du wp14">
+  <w:p>
+    <w:pPr>
+      <w:pStyle w:val="Footer"/>
+    </w:pPr>
+  </w:p>
+</w:ftr>
+</file>
+
+<file path=word/footer3.xml><?xml version="1.0" encoding="utf-8"?>
+<w:ftr xmlns:wpc="http://schemas.microsoft.com/office/word/2010/wordprocessingCanvas" xmlns:cx="http://schemas.microsoft.com/office/drawing/2014/chartex" xmlns:cx1="http://schemas.microsoft.com/office/drawing/2015/9/8/chartex" xmlns:cx2="http://schemas.microsoft.com/office/drawing/2015/10/21/chartex" xmlns:cx3="http://schemas.microsoft.com/office/drawing/2016/5/9/chartex" xmlns:cx4="http://schemas.microsoft.com/office/drawing/2016/5/10/chartex" xmlns:cx5="http://schemas.microsoft.com/office/drawing/2016/5/11/chartex" xmlns:cx6="http://schemas.microsoft.com/office/drawing/2016/5/12/chartex" xmlns:cx7="http://schemas.microsoft.com/office/drawing/2016/5/13/chartex" xmlns:cx8="http://schemas.microsoft.com/office/drawing/2016/5/14/chartex" xmlns:mc="http://schemas.openxmlformats.org/markup-compatibility/2006" xmlns:aink="http://schemas.microsoft.com/office/drawing/2016/ink" xmlns:am3d="http://schemas.microsoft.com/office/drawing/2017/model3d" xmlns:o="urn:schemas-microsoft-com:office:office" xmlns:oel="http://schemas.microsoft.com/office/2019/extlst" xmlns:r="http://schemas.openxmlformats.org/officeDocument/2006/relationships" xmlns:m="http://schemas.openxmlformats.org/officeDocument/2006/math" xmlns:v="urn:schemas-microsoft-com:vml" xmlns:wp14="http://schemas.microsoft.com/office/word/2010/wordprocessingDrawing" xmlns:wp="http://schemas.openxmlformats.org/drawingml/2006/wordprocessingDrawing" xmlns:w10="urn:schemas-microsoft-com:office:word" xmlns:w="http://schemas.openxmlformats.org/wordprocessingml/2006/main" xmlns:w14="http://schemas.microsoft.com/office/word/2010/wordml" xmlns:w15="http://schemas.microsoft.com/office/word/2012/wordml" xmlns:w16cex="http://schemas.microsoft.com/office/word/2018/wordml/cex" xmlns:w16cid="http://schemas.microsoft.com/office/word/2016/wordml/cid" xmlns:w16="http://schemas.microsoft.com/office/word/2018/wordml" xmlns:w16du="http://schemas.microsoft.com/office/word/2023/wordml/word16du" xmlns:w16sdtdh="http://schemas.microsoft.com/office/word/2020/wordml/sdtdatahash" xmlns:w16sdtfl="http://schemas.microsoft.com/office/word/2024/wordml/sdtformatlock" xmlns:w16se="http://schemas.microsoft.com/office/word/2015/wordml/symex" xmlns:wpg="http://schemas.microsoft.com/office/word/2010/wordprocessingGroup" xmlns:wpi="http://schemas.microsoft.com/office/word/2010/wordprocessingInk" xmlns:wne="http://schemas.microsoft.com/office/word/2006/wordml" xmlns:wps="http://schemas.microsoft.com/office/word/2010/wordprocessingShape" mc:Ignorable="w14 w15 w16se w16cid w16 w16cex w16sdtdh w16sdtfl w16du wp14">
+  <w:p>
+    <w:pPr>
+      <w:pStyle w:val="Footer"/>
+    </w:pPr>
+  </w:p>
+</w:ftr>
+</file>
+
+<file path=word/footnotes.xml><?xml version="1.0" encoding="utf-8"?>
+<w:footnotes xmlns:wpc="http://schemas.microsoft.com/office/word/2010/wordprocessingCanvas" xmlns:cx="http://schemas.microsoft.com/office/drawing/2014/chartex" xmlns:cx1="http://schemas.microsoft.com/office/drawing/2015/9/8/chartex" xmlns:cx2="http://schemas.microsoft.com/office/drawing/2015/10/21/chartex" xmlns:cx3="http://schemas.microsoft.com/office/drawing/2016/5/9/chartex" xmlns:cx4="http://schemas.microsoft.com/office/drawing/2016/5/10/chartex" xmlns:cx5="http://schemas.microsoft.com/office/drawing/2016/5/11/chartex" xmlns:cx6="http://schemas.microsoft.com/office/drawing/2016/5/12/chartex" xmlns:cx7="http://schemas.microsoft.com/office/drawing/2016/5/13/chartex" xmlns:cx8="http://schemas.microsoft.com/office/drawing/2016/5/14/chartex" xmlns:mc="http://schemas.openxmlformats.org/markup-compatibility/2006" xmlns:aink="http://schemas.microsoft.com/office/drawing/2016/ink" xmlns:am3d="http://schemas.microsoft.com/office/drawing/2017/model3d" xmlns:o="urn:schemas-microsoft-com:office:office" xmlns:oel="http://schemas.microsoft.com/office/2019/extlst" xmlns:r="http://schemas.openxmlformats.org/officeDocument/2006/relationships" xmlns:m="http://schemas.openxmlformats.org/officeDocument/2006/math" xmlns:v="urn:schemas-microsoft-com:vml" xmlns:wp14="http://schemas.microsoft.com/office/word/2010/wordprocessingDrawing" xmlns:wp="http://schemas.openxmlformats.org/drawingml/2006/wordprocessingDrawing" xmlns:w10="urn:schemas-microsoft-com:office:word" xmlns:w="http://schemas.openxmlformats.org/wordprocessingml/2006/main" xmlns:w14="http://schemas.microsoft.com/office/word/2010/wordml" xmlns:w15="http://schemas.microsoft.com/office/word/2012/wordml" xmlns:w16cex="http://schemas.microsoft.com/office/word/2018/wordml/cex" xmlns:w16cid="http://schemas.microsoft.com/office/word/2016/wordml/cid" xmlns:w16="http://schemas.microsoft.com/office/word/2018/wordml" xmlns:w16du="http://schemas.microsoft.com/office/word/2023/wordml/word16du" xmlns:w16sdtdh="http://schemas.microsoft.com/office/word/2020/wordml/sdtdatahash" xmlns:w16sdtfl="http://schemas.microsoft.com/office/word/2024/wordml/sdtformatlock" xmlns:w16se="http://schemas.microsoft.com/office/word/2015/wordml/symex" xmlns:wpg="http://schemas.microsoft.com/office/word/2010/wordprocessingGroup" xmlns:wpi="http://schemas.microsoft.com/office/word/2010/wordprocessingInk" xmlns:wne="http://schemas.microsoft.com/office/word/2006/wordml" xmlns:wps="http://schemas.microsoft.com/office/word/2010/wordprocessingShape" mc:Ignorable="w14 w15 w16se w16cid w16 w16cex w16sdtdh w16sdtfl w16du wp14">
+  <w:footnote w:type="separator" w:id="-1">
+    <w:p>
+      <w:r>
+        <w:separator/>
+      </w:r>
+    </w:p>
+  </w:footnote>
+  <w:footnote w:type="continuationSeparator" w:id="0">
+    <w:p>
+      <w:r>
+        <w:continuationSeparator/>
+      </w:r>
+    </w:p>
+  </w:footnote>
+</w:footnotes>
+</file>
+
+<file path=word/header1.xml><?xml version="1.0" encoding="utf-8"?>
+<w:hdr xmlns:wpc="http://schemas.microsoft.com/office/word/2010/wordprocessingCanvas" xmlns:cx="http://schemas.microsoft.com/office/drawing/2014/chartex" xmlns:cx1="http://schemas.microsoft.com/office/drawing/2015/9/8/chartex" xmlns:cx2="http://schemas.microsoft.com/office/drawing/2015/10/21/chartex" xmlns:cx3="http://schemas.microsoft.com/office/drawing/2016/5/9/chartex" xmlns:cx4="http://schemas.microsoft.com/office/drawing/2016/5/10/chartex" xmlns:cx5="http://schemas.microsoft.com/office/drawing/2016/5/11/chartex" xmlns:cx6="http://schemas.microsoft.com/office/drawing/2016/5/12/chartex" xmlns:cx7="http://schemas.microsoft.com/office/drawing/2016/5/13/chartex" xmlns:cx8="http://schemas.microsoft.com/office/drawing/2016/5/14/chartex" xmlns:mc="http://schemas.openxmlformats.org/markup-compatibility/2006" xmlns:aink="http://schemas.microsoft.com/office/drawing/2016/ink" xmlns:am3d="http://schemas.microsoft.com/office/drawing/2017/model3d" xmlns:o="urn:schemas-microsoft-com:office:office" xmlns:oel="http://schemas.microsoft.com/office/2019/extlst" xmlns:r="http://schemas.openxmlformats.org/officeDocument/2006/relationships" xmlns:m="http://schemas.openxmlformats.org/officeDocument/2006/math" xmlns:v="urn:schemas-microsoft-com:vml" xmlns:wp14="http://schemas.microsoft.com/office/word/2010/wordprocessingDrawing" xmlns:wp="http://schemas.openxmlformats.org/drawingml/2006/wordprocessingDrawing" xmlns:w10="urn:schemas-microsoft-com:office:word" xmlns:w="http://schemas.openxmlformats.org/wordprocessingml/2006/main" xmlns:w14="http://schemas.microsoft.com/office/word/2010/wordml" xmlns:w15="http://schemas.microsoft.com/office/word/2012/wordml" xmlns:w16cex="http://schemas.microsoft.com/office/word/2018/wordml/cex" xmlns:w16cid="http://schemas.microsoft.com/office/word/2016/wordml/cid" xmlns:w16="http://schemas.microsoft.com/office/word/2018/wordml" xmlns:w16du="http://schemas.microsoft.com/office/word/2023/wordml/word16du" xmlns:w16sdtdh="http://schemas.microsoft.com/office/word/2020/wordml/sdtdatahash" xmlns:w16sdtfl="http://schemas.microsoft.com/office/word/2024/wordml/sdtformatlock" xmlns:w16se="http://schemas.microsoft.com/office/word/2015/wordml/symex" xmlns:wpg="http://schemas.microsoft.com/office/word/2010/wordprocessingGroup" xmlns:wpi="http://schemas.microsoft.com/office/word/2010/wordprocessingInk" xmlns:wne="http://schemas.microsoft.com/office/word/2006/wordml" xmlns:wps="http://schemas.microsoft.com/office/word/2010/wordprocessingShape" mc:Ignorable="w14 w15 w16se w16cid w16 w16cex w16sdtdh w16sdtfl w16du wp14">
+  <w:p>
+    <w:pPr>
+      <w:pStyle w:val="Header"/>
+    </w:pPr>
+  </w:p>
+</w:hdr>
+</file>
+
+<file path=word/header2.xml><?xml version="1.0" encoding="utf-8"?>
+<w:hdr xmlns:wpc="http://schemas.microsoft.com/office/word/2010/wordprocessingCanvas" xmlns:cx="http://schemas.microsoft.com/office/drawing/2014/chartex" xmlns:cx1="http://schemas.microsoft.com/office/drawing/2015/9/8/chartex" xmlns:cx2="http://schemas.microsoft.com/office/drawing/2015/10/21/chartex" xmlns:cx3="http://schemas.microsoft.com/office/drawing/2016/5/9/chartex" xmlns:cx4="http://schemas.microsoft.com/office/drawing/2016/5/10/chartex" xmlns:cx5="http://schemas.microsoft.com/office/drawing/2016/5/11/chartex" xmlns:cx6="http://schemas.microsoft.com/office/drawing/2016/5/12/chartex" xmlns:cx7="http://schemas.microsoft.com/office/drawing/2016/5/13/chartex" xmlns:cx8="http://schemas.microsoft.com/office/drawing/2016/5/14/chartex" xmlns:mc="http://schemas.openxmlformats.org/markup-compatibility/2006" xmlns:aink="http://schemas.microsoft.com/office/drawing/2016/ink" xmlns:am3d="http://schemas.microsoft.com/office/drawing/2017/model3d" xmlns:o="urn:schemas-microsoft-com:office:office" xmlns:oel="http://schemas.microsoft.com/office/2019/extlst" xmlns:r="http://schemas.openxmlformats.org/officeDocument/2006/relationships" xmlns:m="http://schemas.openxmlformats.org/officeDocument/2006/math" xmlns:v="urn:schemas-microsoft-com:vml" xmlns:wp14="http://schemas.microsoft.com/office/word/2010/wordprocessingDrawing" xmlns:wp="http://schemas.openxmlformats.org/drawingml/2006/wordprocessingDrawing" xmlns:w10="urn:schemas-microsoft-com:office:word" xmlns:w="http://schemas.openxmlformats.org/wordprocessingml/2006/main" xmlns:w14="http://schemas.microsoft.com/office/word/2010/wordml" xmlns:w15="http://schemas.microsoft.com/office/word/2012/wordml" xmlns:w16cex="http://schemas.microsoft.com/office/word/2018/wordml/cex" xmlns:w16cid="http://schemas.microsoft.com/office/word/2016/wordml/cid" xmlns:w16="http://schemas.microsoft.com/office/word/2018/wordml" xmlns:w16du="http://schemas.microsoft.com/office/word/2023/wordml/word16du" xmlns:w16sdtdh="http://schemas.microsoft.com/office/word/2020/wordml/sdtdatahash" xmlns:w16sdtfl="http://schemas.microsoft.com/office/word/2024/wordml/sdtformatlock" xmlns:w16se="http://schemas.microsoft.com/office/word/2015/wordml/symex" xmlns:wpg="http://schemas.microsoft.com/office/word/2010/wordprocessingGroup" xmlns:wpi="http://schemas.microsoft.com/office/word/2010/wordprocessingInk" xmlns:wne="http://schemas.microsoft.com/office/word/2006/wordml" xmlns:wps="http://schemas.microsoft.com/office/word/2010/wordprocessingShape" mc:Ignorable="w14 w15 w16se w16cid w16 w16cex w16sdtdh w16sdtfl w16du wp14">
+  <w:p>
+    <w:pPr>
+      <w:pStyle w:val="Header"/>
+    </w:pPr>
+  </w:p>
+</w:hdr>
+</file>
+
+<file path=word/header3.xml><?xml version="1.0" encoding="utf-8"?>
+<w:hdr xmlns:wpc="http://schemas.microsoft.com/office/word/2010/wordprocessingCanvas" xmlns:cx="http://schemas.microsoft.com/office/drawing/2014/chartex" xmlns:cx1="http://schemas.microsoft.com/office/drawing/2015/9/8/chartex" xmlns:cx2="http://schemas.microsoft.com/office/drawing/2015/10/21/chartex" xmlns:cx3="http://schemas.microsoft.com/office/drawing/2016/5/9/chartex" xmlns:cx4="http://schemas.microsoft.com/office/drawing/2016/5/10/chartex" xmlns:cx5="http://schemas.microsoft.com/office/drawing/2016/5/11/chartex" xmlns:cx6="http://schemas.microsoft.com/office/drawing/2016/5/12/chartex" xmlns:cx7="http://schemas.microsoft.com/office/drawing/2016/5/13/chartex" xmlns:cx8="http://schemas.microsoft.com/office/drawing/2016/5/14/chartex" xmlns:mc="http://schemas.openxmlformats.org/markup-compatibility/2006" xmlns:aink="http://schemas.microsoft.com/office/drawing/2016/ink" xmlns:am3d="http://schemas.microsoft.com/office/drawing/2017/model3d" xmlns:o="urn:schemas-microsoft-com:office:office" xmlns:oel="http://schemas.microsoft.com/office/2019/extlst" xmlns:r="http://schemas.openxmlformats.org/officeDocument/2006/relationships" xmlns:m="http://schemas.openxmlformats.org/officeDocument/2006/math" xmlns:v="urn:schemas-microsoft-com:vml" xmlns:wp14="http://schemas.microsoft.com/office/word/2010/wordprocessingDrawing" xmlns:wp="http://schemas.openxmlformats.org/drawingml/2006/wordprocessingDrawing" xmlns:w10="urn:schemas-microsoft-com:office:word" xmlns:w="http://schemas.openxmlformats.org/wordprocessingml/2006/main" xmlns:w14="http://schemas.microsoft.com/office/word/2010/wordml" xmlns:w15="http://schemas.microsoft.com/office/word/2012/wordml" xmlns:w16cex="http://schemas.microsoft.com/office/word/2018/wordml/cex" xmlns:w16cid="http://schemas.microsoft.com/office/word/2016/wordml/cid" xmlns:w16="http://schemas.microsoft.com/office/word/2018/wordml" xmlns:w16du="http://schemas.microsoft.com/office/word/2023/wordml/word16du" xmlns:w16sdtdh="http://schemas.microsoft.com/office/word/2020/wordml/sdtdatahash" xmlns:w16sdtfl="http://schemas.microsoft.com/office/word/2024/wordml/sdtformatlock" xmlns:w16se="http://schemas.microsoft.com/office/word/2015/wordml/symex" xmlns:wpg="http://schemas.microsoft.com/office/word/2010/wordprocessingGroup" xmlns:wpi="http://schemas.microsoft.com/office/word/2010/wordprocessingInk" xmlns:wne="http://schemas.microsoft.com/office/word/2006/wordml" xmlns:wps="http://schemas.microsoft.com/office/word/2010/wordprocessingShape" mc:Ignorable="w14 w15 w16se w16cid w16 w16cex w16sdtdh w16sdtfl w16du wp14">
+  <w:p>
+    <w:pPr>
+      <w:pStyle w:val="Header"/>
+    </w:pPr>
+  </w:p>
+</w:hdr>
 </file>
 
 <file path=word/numbering.xml><?xml version="1.0" encoding="utf-8"?>
@@ -1391,6 +1660,7 @@
     <w:unhideWhenUsed/>
     <w:qFormat/>
     <w:pPr>
+      <w:keepNext/>
       <w:outlineLvl w:val="1"/>
     </w:pPr>
     <w:rPr>
@@ -1565,6 +1835,48 @@
       <w:sz w:val="20"/>
       <w:szCs w:val="20"/>
     </w:rPr>
+  </w:style>
+  <w:style w:type="paragraph" w:styleId="Header">
+    <w:name w:val="header"/>
+    <w:basedOn w:val="Normal"/>
+    <w:link w:val="HeaderChar"/>
+    <w:uiPriority w:val="99"/>
+    <w:unhideWhenUsed/>
+    <w:rsid w:val="00F80141"/>
+    <w:pPr>
+      <w:tabs>
+        <w:tab w:val="center" w:pos="4680"/>
+        <w:tab w:val="right" w:pos="9360"/>
+      </w:tabs>
+    </w:pPr>
+  </w:style>
+  <w:style w:type="character" w:customStyle="1" w:styleId="HeaderChar">
+    <w:name w:val="Header Char"/>
+    <w:basedOn w:val="DefaultParagraphFont"/>
+    <w:link w:val="Header"/>
+    <w:uiPriority w:val="99"/>
+    <w:rsid w:val="00F80141"/>
+  </w:style>
+  <w:style w:type="paragraph" w:styleId="Footer">
+    <w:name w:val="footer"/>
+    <w:basedOn w:val="Normal"/>
+    <w:link w:val="FooterChar"/>
+    <w:uiPriority w:val="99"/>
+    <w:unhideWhenUsed/>
+    <w:rsid w:val="00F80141"/>
+    <w:pPr>
+      <w:tabs>
+        <w:tab w:val="center" w:pos="4680"/>
+        <w:tab w:val="right" w:pos="9360"/>
+      </w:tabs>
+    </w:pPr>
+  </w:style>
+  <w:style w:type="character" w:customStyle="1" w:styleId="FooterChar">
+    <w:name w:val="Footer Char"/>
+    <w:basedOn w:val="DefaultParagraphFont"/>
+    <w:link w:val="Footer"/>
+    <w:uiPriority w:val="99"/>
+    <w:rsid w:val="00F80141"/>
   </w:style>
 </w:styles>
 </file>
@@ -1862,4 +2174,26 @@
     </a:ext>
   </a:extLst>
 </a:theme>
+</file>
+
+<file path=word/webextensions/taskpanes.xml><?xml version="1.0" encoding="utf-8"?>
+<wetp:taskpanes xmlns:wetp="http://schemas.microsoft.com/office/webextensions/taskpanes/2010/11">
+  <wetp:taskpane dockstate="right" visibility="0" width="438" row="0">
+    <wetp:webextensionref xmlns:r="http://schemas.openxmlformats.org/officeDocument/2006/relationships" r:id="rId1"/>
+  </wetp:taskpane>
+</wetp:taskpanes>
+</file>
+
+<file path=word/webextensions/webextension1.xml><?xml version="1.0" encoding="utf-8"?>
+<we:webextension xmlns:we="http://schemas.microsoft.com/office/webextensions/webextension/2010/11" id="{FBCEB350-CBF6-446D-AEFE-093BD03DA02F}">
+  <we:reference id="wa200010453" version="1.0.0.1" store="en-US" storeType="OMEX"/>
+  <we:alternateReferences>
+    <we:reference id="wa200010453" version="1.0.0.1" store="" storeType="OMEX"/>
+  </we:alternateReferences>
+  <we:properties>
+    <we:property name="claude.fileId" value="&quot;fda25248-0d27-49af-ac78-def9655c9f78&quot;"/>
+  </we:properties>
+  <we:bindings/>
+  <we:snapshot xmlns:r="http://schemas.openxmlformats.org/officeDocument/2006/relationships"/>
+</we:webextension>
 </file>